--- a/submission/jpi/JPI_CLAIM_Checklist.docx
+++ b/submission/jpi/JPI_CLAIM_Checklist.docx
@@ -4869,7 +4869,7 @@
                 <w:b w:val="0"/>
                 <w:sz w:val="14"/>
               </w:rPr>
-              <w:t>Access conditions and planned sanitized archival release are stated; no images or checkpoints are redistributed.</w:t>
+              <w:t>Public repository availability and exclusions are stated; the identifying address is withheld in blinded files; source images, checkpoints, and raw predictions are not redistributed.</w:t>
             </w:r>
           </w:p>
         </w:tc>

--- a/submission/jpi/JPI_CLAIM_Checklist.docx
+++ b/submission/jpi/JPI_CLAIM_Checklist.docx
@@ -4408,7 +4408,7 @@
                 <w:b w:val="0"/>
                 <w:sz w:val="14"/>
               </w:rPr>
-              <w:t>3.6; Table 5; Figure 6</w:t>
+              <w:t>3.6; Table 5; Figure 7</w:t>
             </w:r>
           </w:p>
         </w:tc>
